--- a/CooperativeDevelopment - Backend/src/main/resources/templates/increment/කාර්ය සාධන ඇගයීම් වාර්තා - සංවර්ධන නිලධාරි.docx
+++ b/CooperativeDevelopment - Backend/src/main/resources/templates/increment/කාර්ය සාධන ඇගයීම් වාර්තා - සංවර්ධන නිලධාරි.docx
@@ -46,7 +46,25 @@
           <w:bCs/>
           <w:u w:val="single"/>
         </w:rPr>
-        <w:t>"ආ" සිට "ඈ" දක්වා ආකෘති පත්‍ර වලින් ආවරණය නොවන සෙසු මාණ්ඩලික නොවන නිලධාරීන්</w:t>
+        <w:t>"ආ" සිට "</w:t>
+      </w:r>
+      <w:r>
+        <w:rPr>
+          <w:rFonts w:ascii="Iskoola Pota" w:hAnsi="Iskoola Pota" w:cs="Iskoola Pota"/>
+          <w:b/>
+          <w:bCs/>
+          <w:u w:val="single"/>
+        </w:rPr>
+        <w:t>එ</w:t>
+      </w:r>
+      <w:r>
+        <w:rPr>
+          <w:rFonts w:ascii="Iskoola Pota" w:hAnsi="Iskoola Pota" w:cs="Iskoola Pota"/>
+          <w:b/>
+          <w:bCs/>
+          <w:u w:val="single"/>
+        </w:rPr>
+        <w:t>" දක්වා ආකෘති පත්‍රවලින් ආවරණය නොවන සෙසු මාණ්ඩලික නොවන නිලධාරීන්</w:t>
       </w:r>
     </w:p>
     <w:p>
@@ -393,7 +411,15 @@
           <w:sz w:val="22"/>
           <w:szCs w:val="22"/>
         </w:rPr>
-        <w:t>පිරීමෙන්</w:t>
+        <w:t xml:space="preserve">පිරවීමෙන් </w:t>
+      </w:r>
+      <w:r>
+        <w:rPr>
+          <w:rFonts w:ascii="Iskoola Pota" w:hAnsi="Iskoola Pota" w:cs="Iskoola Pota"/>
+          <w:sz w:val="22"/>
+          <w:szCs w:val="22"/>
+        </w:rPr>
+        <w:t>හෝ</w:t>
       </w:r>
       <w:r>
         <w:rPr>
@@ -409,7 +435,7 @@
           <w:sz w:val="22"/>
           <w:szCs w:val="22"/>
         </w:rPr>
-        <w:t>හෝ</w:t>
+        <w:t>නොගැලපෙන</w:t>
       </w:r>
       <w:r>
         <w:rPr>
@@ -425,7 +451,7 @@
           <w:sz w:val="22"/>
           <w:szCs w:val="22"/>
         </w:rPr>
-        <w:t>නොගැලපෙන</w:t>
+        <w:t>වචන</w:t>
       </w:r>
       <w:r>
         <w:rPr>
@@ -441,7 +467,7 @@
           <w:sz w:val="22"/>
           <w:szCs w:val="22"/>
         </w:rPr>
-        <w:t>වචන</w:t>
+        <w:t>කපා</w:t>
       </w:r>
       <w:r>
         <w:rPr>
@@ -457,7 +483,7 @@
           <w:sz w:val="22"/>
           <w:szCs w:val="22"/>
         </w:rPr>
-        <w:t>කපා</w:t>
+        <w:t>හැරීමෙන්</w:t>
       </w:r>
       <w:r>
         <w:rPr>
@@ -473,7 +499,7 @@
           <w:sz w:val="22"/>
           <w:szCs w:val="22"/>
         </w:rPr>
-        <w:t>හැරීමෙන්</w:t>
+        <w:t>පිළිතුරු</w:t>
       </w:r>
       <w:r>
         <w:rPr>
@@ -489,7 +515,7 @@
           <w:sz w:val="22"/>
           <w:szCs w:val="22"/>
         </w:rPr>
-        <w:t>පිළිතුරු</w:t>
+        <w:t>සපයන්න</w:t>
       </w:r>
       <w:r>
         <w:rPr>
@@ -497,22 +523,6 @@
           <w:sz w:val="22"/>
           <w:szCs w:val="22"/>
         </w:rPr>
-        <w:t xml:space="preserve"> </w:t>
-      </w:r>
-      <w:r>
-        <w:rPr>
-          <w:rFonts w:ascii="Iskoola Pota" w:hAnsi="Iskoola Pota" w:cs="Iskoola Pota"/>
-          <w:sz w:val="22"/>
-          <w:szCs w:val="22"/>
-        </w:rPr>
-        <w:t>සපයන්න</w:t>
-      </w:r>
-      <w:r>
-        <w:rPr>
-          <w:rFonts w:cstheme="minorHAnsi"/>
-          <w:sz w:val="22"/>
-          <w:szCs w:val="22"/>
-        </w:rPr>
         <w:t>.)</w:t>
       </w:r>
     </w:p>
@@ -649,10 +659,11 @@
           <w:sz w:val="22"/>
           <w:szCs w:val="22"/>
         </w:rPr>
-        <w:t>චේතනාන්විත</w:t>
-      </w:r>
-      <w:r>
-        <w:rPr>
+        <w:t>වේතනාධික</w:t>
+      </w:r>
+      <w:r>
+        <w:rPr>
+          <w:rFonts w:ascii="Iskoola Pota" w:hAnsi="Iskoola Pota" w:cs="Iskoola Pota"/>
           <w:sz w:val="22"/>
           <w:szCs w:val="22"/>
         </w:rPr>
@@ -8468,6 +8479,7 @@
   <w:style w:type="character" w:default="1" w:styleId="DefaultParagraphFont">
     <w:name w:val="Default Paragraph Font"/>
     <w:uiPriority w:val="1"/>
+    <w:semiHidden/>
     <w:unhideWhenUsed/>
   </w:style>
   <w:style w:type="table" w:default="1" w:styleId="TableNormal">
